--- a/Fluid Leaks from Foot Swelling.docx
+++ b/Fluid Leaks from Foot Swelling.docx
@@ -347,84 +347,70 @@
           <w:rFonts w:ascii="Arial" w:hAnsi="Arial" w:cs="Arial"/>
           <w:lang w:val="en-US"/>
         </w:rPr>
-        <w:t>will stop.</w:t>
-      </w:r>
-      <w:r>
-        <w:rPr>
-          <w:rFonts w:ascii="Arial" w:hAnsi="Arial" w:cs="Arial"/>
-          <w:lang w:val="en-US"/>
-        </w:rPr>
-        <w:t xml:space="preserve"> </w:t>
-      </w:r>
-      <w:r>
-        <w:rPr>
-          <w:rFonts w:ascii="Arial" w:hAnsi="Arial" w:cs="Arial"/>
-          <w:lang w:val="en-US"/>
-        </w:rPr>
-        <w:t xml:space="preserve">I usually find out that some nurses in the hospital apply wound dressing on the patient left (or right) foot. Wound dressing is not a problem, but base on what case you are treating. If it is just a wound without anything , no problem! That is the correct procedure. </w:t>
-      </w:r>
-      <w:r>
-        <w:rPr>
-          <w:rFonts w:ascii="Arial" w:hAnsi="Arial" w:cs="Arial"/>
-          <w:lang w:val="en-US"/>
-        </w:rPr>
-        <w:t>But if it is a wound that causes liquid leakage, that is the problem. First applying wound dressing will increase the pressure of the foot. Second you only dress</w:t>
-      </w:r>
-      <w:r>
-        <w:rPr>
-          <w:rFonts w:ascii="Arial" w:hAnsi="Arial" w:cs="Arial"/>
-          <w:lang w:val="en-US"/>
-        </w:rPr>
-        <w:t>ing</w:t>
-      </w:r>
-      <w:r>
-        <w:rPr>
-          <w:rFonts w:ascii="Arial" w:hAnsi="Arial" w:cs="Arial"/>
-          <w:lang w:val="en-US"/>
-        </w:rPr>
-        <w:t xml:space="preserve"> on </w:t>
-      </w:r>
-      <w:r>
-        <w:rPr>
-          <w:rFonts w:ascii="Arial" w:hAnsi="Arial" w:cs="Arial"/>
-          <w:lang w:val="en-US"/>
-        </w:rPr>
-        <w:t xml:space="preserve">one </w:t>
-      </w:r>
-      <w:r>
-        <w:rPr>
-          <w:rFonts w:ascii="Arial" w:hAnsi="Arial" w:cs="Arial"/>
-          <w:lang w:val="en-US"/>
-        </w:rPr>
-        <w:t xml:space="preserve">foot not both (even the wound is on a single leg), this un-equal pressure will cause additional pressure switch to the other leg (without wound dressing), because in physics high pressure tends to move to low pressure. If there is a </w:t>
-      </w:r>
-      <w:r>
-        <w:rPr>
-          <w:rFonts w:ascii="Arial" w:hAnsi="Arial" w:cs="Arial"/>
-          <w:lang w:val="en-US"/>
-        </w:rPr>
-        <w:t>small scratch</w:t>
-      </w:r>
-      <w:r>
-        <w:rPr>
-          <w:rFonts w:ascii="Arial" w:hAnsi="Arial" w:cs="Arial"/>
-          <w:lang w:val="en-US"/>
-        </w:rPr>
-        <w:t xml:space="preserve"> on the leg without wound dressing, then there is a high chances water leaks on the other leg without wound dressing.</w:t>
-      </w:r>
-      <w:r>
-        <w:rPr>
-          <w:rFonts w:ascii="Arial" w:hAnsi="Arial" w:cs="Arial"/>
-          <w:lang w:val="en-US"/>
-        </w:rPr>
-        <w:t xml:space="preserve"> For my case, First I ware high heel socks to protect the scratches, second, I allow the liquid to leak, my sock will absorb the liquid without leaking everywhere (I just need to change the socks). Third, the most important I wear the socks on my both legs, even though the problem is on my right leg. </w:t>
-      </w:r>
-      <w:r>
-        <w:rPr>
-          <w:rFonts w:ascii="Arial" w:hAnsi="Arial" w:cs="Arial"/>
-          <w:lang w:val="en-US"/>
-        </w:rPr>
-        <w:t>Compare to hospital, you need to be aware, this process takes weeks to month.</w:t>
+        <w:t>will stop</w:t>
+      </w:r>
+      <w:r>
+        <w:rPr>
+          <w:rFonts w:ascii="Arial" w:hAnsi="Arial" w:cs="Arial"/>
+          <w:lang w:val="en-US"/>
+        </w:rPr>
+        <w:t xml:space="preserve">. </w:t>
+      </w:r>
+      <w:r>
+        <w:rPr>
+          <w:rFonts w:ascii="Arial" w:hAnsi="Arial" w:cs="Arial"/>
+          <w:lang w:val="en-US"/>
+        </w:rPr>
+        <w:t>For my case, First I ware high heel socks to protect the scratches</w:t>
+      </w:r>
+      <w:r>
+        <w:rPr>
+          <w:rFonts w:ascii="Arial" w:hAnsi="Arial" w:cs="Arial"/>
+          <w:lang w:val="en-US"/>
+        </w:rPr>
+        <w:t xml:space="preserve"> on my right leg</w:t>
+      </w:r>
+      <w:r>
+        <w:rPr>
+          <w:rFonts w:ascii="Arial" w:hAnsi="Arial" w:cs="Arial"/>
+          <w:lang w:val="en-US"/>
+        </w:rPr>
+        <w:t xml:space="preserve">, second, I allow the liquid to leak, my sock will absorb the liquid without leaking everywhere (I just need to change the socks). Third, the most important I wear the socks on my </w:t>
+      </w:r>
+      <w:r>
+        <w:rPr>
+          <w:rFonts w:ascii="Arial" w:hAnsi="Arial" w:cs="Arial"/>
+          <w:lang w:val="en-US"/>
+        </w:rPr>
+        <w:t>right</w:t>
+      </w:r>
+      <w:r>
+        <w:rPr>
+          <w:rFonts w:ascii="Arial" w:hAnsi="Arial" w:cs="Arial"/>
+          <w:lang w:val="en-US"/>
+        </w:rPr>
+        <w:t xml:space="preserve"> leg</w:t>
+      </w:r>
+      <w:r>
+        <w:rPr>
+          <w:rFonts w:ascii="Arial" w:hAnsi="Arial" w:cs="Arial"/>
+          <w:lang w:val="en-US"/>
+        </w:rPr>
+        <w:t xml:space="preserve"> not together with my left leg</w:t>
+      </w:r>
+      <w:r>
+        <w:rPr>
+          <w:rFonts w:ascii="Arial" w:hAnsi="Arial" w:cs="Arial"/>
+          <w:lang w:val="en-US"/>
+        </w:rPr>
+        <w:t xml:space="preserve">. </w:t>
+      </w:r>
+      <w:r>
+        <w:rPr>
+          <w:rFonts w:ascii="Arial" w:hAnsi="Arial" w:cs="Arial"/>
+          <w:lang w:val="en-US"/>
+        </w:rPr>
+        <w:t>You can also wear two socks on the right leg at the same time.</w:t>
       </w:r>
     </w:p>
     <w:sectPr>
